--- a/QB_WORKFLOW.docx
+++ b/QB_WORKFLOW.docx
@@ -2,13 +2,13 @@
 <file path=word/document.xml><?xml version="1.0" encoding="utf-8"?>
 <w:document xmlns:w="http://schemas.openxmlformats.org/wordprocessingml/2006/main" xmlns:m="http://schemas.openxmlformats.org/officeDocument/2006/math" xmlns:r="http://schemas.openxmlformats.org/officeDocument/2006/relationships" xmlns:o="urn:schemas-microsoft-com:office:office" xmlns:v="urn:schemas-microsoft-com:vml" xmlns:w10="urn:schemas-microsoft-com:office:word" xmlns:a="http://schemas.openxmlformats.org/drawingml/2006/main" xmlns:pic="http://schemas.openxmlformats.org/drawingml/2006/picture" xmlns:wp="http://schemas.openxmlformats.org/drawingml/2006/wordprocessingDrawing">
   <w:body>
-    <w:bookmarkStart w:id="32" w:name="X4dc2ab897faf65be3b1ba1176532dea4ea3c378"/>
+    <w:bookmarkStart w:id="35" w:name="Xa00189183d4884b3b268b77449d30aac1dabb3c"/>
     <w:p>
       <w:pPr>
         <w:pStyle w:val="Heading1"/>
       </w:pPr>
       <w:r>
-        <w:t xml:space="preserve">QuickBooks Downgrade Tool - Standard Workflow &amp; Commands</w:t>
+        <w:t xml:space="preserve">QuickBooks TimeWarp® — Standard Workflow &amp; Commands</w:t>
       </w:r>
     </w:p>
     <w:bookmarkStart w:id="20" w:name="project-overview"/>
@@ -61,7 +61,7 @@
         <w:t xml:space="preserve"> </w:t>
       </w:r>
       <w:r>
-        <w:t xml:space="preserve">fix/export-loop-debug</w:t>
+        <w:t xml:space="preserve">tax-man-mike</w:t>
       </w:r>
     </w:p>
     <w:p>
@@ -86,6 +86,28 @@
         <w:t xml:space="preserve">Automate downgrade of QuickBooks company files from QB 2023 to QB 2021</w:t>
       </w:r>
     </w:p>
+    <w:p>
+      <w:pPr>
+        <w:numPr>
+          <w:ilvl w:val="0"/>
+          <w:numId w:val="1001"/>
+        </w:numPr>
+        <w:pStyle w:val="Compact"/>
+      </w:pPr>
+      <w:r>
+        <w:rPr>
+          <w:bCs/>
+          <w:b/>
+        </w:rPr>
+        <w:t xml:space="preserve">Latest Commit:</w:t>
+      </w:r>
+      <w:r>
+        <w:t xml:space="preserve"> </w:t>
+      </w:r>
+      <w:r>
+        <w:t xml:space="preserve">bc295ac (Run #15 — OB double-counting fix)</w:t>
+      </w:r>
+    </w:p>
     <w:bookmarkEnd w:id="20"/>
     <w:bookmarkStart w:id="23" w:name="environments"/>
     <w:p>
@@ -124,7 +146,7 @@
         <w:t xml:space="preserve"> </w:t>
       </w:r>
       <w:r>
-        <w:t xml:space="preserve">/home/ubuntu/github_repos/qb-downgrade-tool</w:t>
+        <w:t xml:space="preserve">/home/ubuntu/qb-downgrade-tool</w:t>
       </w:r>
     </w:p>
     <w:p>
@@ -246,6 +268,9 @@
       <w:r>
         <w:t xml:space="preserve">C:</w:t>
       </w:r>
+      <w:r>
+        <w:t xml:space="preserve">-TimeWarp</w:t>
+      </w:r>
     </w:p>
     <w:p>
       <w:pPr>
@@ -271,7 +296,7 @@
     </w:p>
     <w:bookmarkEnd w:id="22"/>
     <w:bookmarkEnd w:id="23"/>
-    <w:bookmarkStart w:id="28" w:name="standard-commands"/>
+    <w:bookmarkStart w:id="30" w:name="standard-commands"/>
     <w:p>
       <w:pPr>
         <w:pStyle w:val="Heading2"/>
@@ -295,6 +320,33 @@
       </w:pPr>
       <w:r>
         <w:rPr>
+          <w:rStyle w:val="FunctionTok"/>
+        </w:rPr>
+        <w:t xml:space="preserve">sudo</w:t>
+      </w:r>
+      <w:r>
+        <w:rPr>
+          <w:rStyle w:val="NormalTok"/>
+        </w:rPr>
+        <w:t xml:space="preserve"> apt-get install </w:t>
+      </w:r>
+      <w:r>
+        <w:rPr>
+          <w:rStyle w:val="AttributeTok"/>
+        </w:rPr>
+        <w:t xml:space="preserve">-y</w:t>
+      </w:r>
+      <w:r>
+        <w:rPr>
+          <w:rStyle w:val="NormalTok"/>
+        </w:rPr>
+        <w:t xml:space="preserve"> freerdp2-x11</w:t>
+      </w:r>
+      <w:r>
+        <w:br/>
+      </w:r>
+      <w:r>
+        <w:rPr>
           <w:rStyle w:val="ExtensionTok"/>
         </w:rPr>
         <w:t xml:space="preserve">xfreerdp</w:t>
@@ -445,16 +497,991 @@
       </w:r>
     </w:p>
     <w:bookmarkEnd w:id="24"/>
-    <w:bookmarkStart w:id="27" w:name="git-workflow"/>
+    <w:bookmarkStart w:id="25" w:name="cleanup-before-each-run"/>
     <w:p>
       <w:pPr>
         <w:pStyle w:val="Heading3"/>
       </w:pPr>
       <w:r>
+        <w:t xml:space="preserve">Cleanup Before Each Run</w:t>
+      </w:r>
+    </w:p>
+    <w:p>
+      <w:pPr>
+        <w:pStyle w:val="SourceCode"/>
+      </w:pPr>
+      <w:r>
+        <w:rPr>
+          <w:rStyle w:val="NormalTok"/>
+        </w:rPr>
+        <w:t xml:space="preserve">taskkill </w:t>
+      </w:r>
+      <w:r>
+        <w:rPr>
+          <w:rStyle w:val="OperatorTok"/>
+        </w:rPr>
+        <w:t xml:space="preserve">/</w:t>
+      </w:r>
+      <w:r>
+        <w:rPr>
+          <w:rStyle w:val="NormalTok"/>
+        </w:rPr>
+        <w:t xml:space="preserve">F </w:t>
+      </w:r>
+      <w:r>
+        <w:rPr>
+          <w:rStyle w:val="OperatorTok"/>
+        </w:rPr>
+        <w:t xml:space="preserve">/</w:t>
+      </w:r>
+      <w:r>
+        <w:rPr>
+          <w:rStyle w:val="NormalTok"/>
+        </w:rPr>
+        <w:t xml:space="preserve">IM QBW32</w:t>
+      </w:r>
+      <w:r>
+        <w:rPr>
+          <w:rStyle w:val="OperatorTok"/>
+        </w:rPr>
+        <w:t xml:space="preserve">.</w:t>
+      </w:r>
+      <w:r>
+        <w:rPr>
+          <w:rStyle w:val="FunctionTok"/>
+        </w:rPr>
+        <w:t xml:space="preserve">exe</w:t>
+      </w:r>
+      <w:r>
+        <w:rPr>
+          <w:rStyle w:val="NormalTok"/>
+        </w:rPr>
+        <w:t xml:space="preserve"> 2</w:t>
+      </w:r>
+      <w:r>
+        <w:rPr>
+          <w:rStyle w:val="OperatorTok"/>
+        </w:rPr>
+        <w:t xml:space="preserve">&gt;</w:t>
+      </w:r>
+      <w:r>
+        <w:rPr>
+          <w:rStyle w:val="VariableTok"/>
+        </w:rPr>
+        <w:t xml:space="preserve">$null</w:t>
+      </w:r>
+      <w:r>
+        <w:rPr>
+          <w:rStyle w:val="OperatorTok"/>
+        </w:rPr>
+        <w:t xml:space="preserve">;</w:t>
+      </w:r>
+      <w:r>
+        <w:rPr>
+          <w:rStyle w:val="NormalTok"/>
+        </w:rPr>
+        <w:t xml:space="preserve"> taskkill </w:t>
+      </w:r>
+      <w:r>
+        <w:rPr>
+          <w:rStyle w:val="OperatorTok"/>
+        </w:rPr>
+        <w:t xml:space="preserve">/</w:t>
+      </w:r>
+      <w:r>
+        <w:rPr>
+          <w:rStyle w:val="NormalTok"/>
+        </w:rPr>
+        <w:t xml:space="preserve">F </w:t>
+      </w:r>
+      <w:r>
+        <w:rPr>
+          <w:rStyle w:val="OperatorTok"/>
+        </w:rPr>
+        <w:t xml:space="preserve">/</w:t>
+      </w:r>
+      <w:r>
+        <w:rPr>
+          <w:rStyle w:val="NormalTok"/>
+        </w:rPr>
+        <w:t xml:space="preserve">IM qbw</w:t>
+      </w:r>
+      <w:r>
+        <w:rPr>
+          <w:rStyle w:val="OperatorTok"/>
+        </w:rPr>
+        <w:t xml:space="preserve">.</w:t>
+      </w:r>
+      <w:r>
+        <w:rPr>
+          <w:rStyle w:val="FunctionTok"/>
+        </w:rPr>
+        <w:t xml:space="preserve">exe</w:t>
+      </w:r>
+      <w:r>
+        <w:rPr>
+          <w:rStyle w:val="NormalTok"/>
+        </w:rPr>
+        <w:t xml:space="preserve"> 2</w:t>
+      </w:r>
+      <w:r>
+        <w:rPr>
+          <w:rStyle w:val="OperatorTok"/>
+        </w:rPr>
+        <w:t xml:space="preserve">&gt;</w:t>
+      </w:r>
+      <w:r>
+        <w:rPr>
+          <w:rStyle w:val="VariableTok"/>
+        </w:rPr>
+        <w:t xml:space="preserve">$null</w:t>
+      </w:r>
+      <w:r>
+        <w:br/>
+      </w:r>
+      <w:r>
+        <w:rPr>
+          <w:rStyle w:val="FunctionTok"/>
+        </w:rPr>
+        <w:t xml:space="preserve">Stop-Service</w:t>
+      </w:r>
+      <w:r>
+        <w:rPr>
+          <w:rStyle w:val="NormalTok"/>
+        </w:rPr>
+        <w:t xml:space="preserve"> QuickBooksDB33 </w:t>
+      </w:r>
+      <w:r>
+        <w:rPr>
+          <w:rStyle w:val="OperatorTok"/>
+        </w:rPr>
+        <w:t xml:space="preserve">-</w:t>
+      </w:r>
+      <w:r>
+        <w:rPr>
+          <w:rStyle w:val="NormalTok"/>
+        </w:rPr>
+        <w:t xml:space="preserve">Force </w:t>
+      </w:r>
+      <w:r>
+        <w:rPr>
+          <w:rStyle w:val="OperatorTok"/>
+        </w:rPr>
+        <w:t xml:space="preserve">-</w:t>
+      </w:r>
+      <w:r>
+        <w:rPr>
+          <w:rStyle w:val="NormalTok"/>
+        </w:rPr>
+        <w:t xml:space="preserve">ErrorAction SilentlyContinue</w:t>
+      </w:r>
+      <w:r>
+        <w:rPr>
+          <w:rStyle w:val="OperatorTok"/>
+        </w:rPr>
+        <w:t xml:space="preserve">;</w:t>
+      </w:r>
+      <w:r>
+        <w:rPr>
+          <w:rStyle w:val="NormalTok"/>
+        </w:rPr>
+        <w:t xml:space="preserve"> </w:t>
+      </w:r>
+      <w:r>
+        <w:rPr>
+          <w:rStyle w:val="FunctionTok"/>
+        </w:rPr>
+        <w:t xml:space="preserve">Start-Sleep</w:t>
+      </w:r>
+      <w:r>
+        <w:rPr>
+          <w:rStyle w:val="NormalTok"/>
+        </w:rPr>
+        <w:t xml:space="preserve"> 3</w:t>
+      </w:r>
+      <w:r>
+        <w:br/>
+      </w:r>
+      <w:r>
+        <w:rPr>
+          <w:rStyle w:val="FunctionTok"/>
+        </w:rPr>
+        <w:t xml:space="preserve">Remove-Item</w:t>
+      </w:r>
+      <w:r>
+        <w:rPr>
+          <w:rStyle w:val="NormalTok"/>
+        </w:rPr>
+        <w:t xml:space="preserve"> 'C</w:t>
+      </w:r>
+      <w:r>
+        <w:rPr>
+          <w:rStyle w:val="OperatorTok"/>
+        </w:rPr>
+        <w:t xml:space="preserve">:</w:t>
+      </w:r>
+      <w:r>
+        <w:rPr>
+          <w:rStyle w:val="NormalTok"/>
+        </w:rPr>
+        <w:t xml:space="preserve">\QB</w:t>
+      </w:r>
+      <w:r>
+        <w:rPr>
+          <w:rStyle w:val="OperatorTok"/>
+        </w:rPr>
+        <w:t xml:space="preserve">-</w:t>
+      </w:r>
+      <w:r>
+        <w:rPr>
+          <w:rStyle w:val="NormalTok"/>
+        </w:rPr>
+        <w:t xml:space="preserve">TimeWarp\Working\source' </w:t>
+      </w:r>
+      <w:r>
+        <w:rPr>
+          <w:rStyle w:val="OperatorTok"/>
+        </w:rPr>
+        <w:t xml:space="preserve">-</w:t>
+      </w:r>
+      <w:r>
+        <w:rPr>
+          <w:rStyle w:val="NormalTok"/>
+        </w:rPr>
+        <w:t xml:space="preserve">Recurse </w:t>
+      </w:r>
+      <w:r>
+        <w:rPr>
+          <w:rStyle w:val="OperatorTok"/>
+        </w:rPr>
+        <w:t xml:space="preserve">-</w:t>
+      </w:r>
+      <w:r>
+        <w:rPr>
+          <w:rStyle w:val="NormalTok"/>
+        </w:rPr>
+        <w:t xml:space="preserve">Force </w:t>
+      </w:r>
+      <w:r>
+        <w:rPr>
+          <w:rStyle w:val="OperatorTok"/>
+        </w:rPr>
+        <w:t xml:space="preserve">-</w:t>
+      </w:r>
+      <w:r>
+        <w:rPr>
+          <w:rStyle w:val="NormalTok"/>
+        </w:rPr>
+        <w:t xml:space="preserve">ErrorAction SilentlyContinue</w:t>
+      </w:r>
+      <w:r>
+        <w:br/>
+      </w:r>
+      <w:r>
+        <w:rPr>
+          <w:rStyle w:val="FunctionTok"/>
+        </w:rPr>
+        <w:t xml:space="preserve">Remove-Item</w:t>
+      </w:r>
+      <w:r>
+        <w:rPr>
+          <w:rStyle w:val="NormalTok"/>
+        </w:rPr>
+        <w:t xml:space="preserve"> 'C</w:t>
+      </w:r>
+      <w:r>
+        <w:rPr>
+          <w:rStyle w:val="OperatorTok"/>
+        </w:rPr>
+        <w:t xml:space="preserve">:</w:t>
+      </w:r>
+      <w:r>
+        <w:rPr>
+          <w:rStyle w:val="NormalTok"/>
+        </w:rPr>
+        <w:t xml:space="preserve">\QB</w:t>
+      </w:r>
+      <w:r>
+        <w:rPr>
+          <w:rStyle w:val="OperatorTok"/>
+        </w:rPr>
+        <w:t xml:space="preserve">-</w:t>
+      </w:r>
+      <w:r>
+        <w:rPr>
+          <w:rStyle w:val="NormalTok"/>
+        </w:rPr>
+        <w:t xml:space="preserve">TimeWarp\Working\Export' </w:t>
+      </w:r>
+      <w:r>
+        <w:rPr>
+          <w:rStyle w:val="OperatorTok"/>
+        </w:rPr>
+        <w:t xml:space="preserve">-</w:t>
+      </w:r>
+      <w:r>
+        <w:rPr>
+          <w:rStyle w:val="NormalTok"/>
+        </w:rPr>
+        <w:t xml:space="preserve">Recurse </w:t>
+      </w:r>
+      <w:r>
+        <w:rPr>
+          <w:rStyle w:val="OperatorTok"/>
+        </w:rPr>
+        <w:t xml:space="preserve">-</w:t>
+      </w:r>
+      <w:r>
+        <w:rPr>
+          <w:rStyle w:val="NormalTok"/>
+        </w:rPr>
+        <w:t xml:space="preserve">Force </w:t>
+      </w:r>
+      <w:r>
+        <w:rPr>
+          <w:rStyle w:val="OperatorTok"/>
+        </w:rPr>
+        <w:t xml:space="preserve">-</w:t>
+      </w:r>
+      <w:r>
+        <w:rPr>
+          <w:rStyle w:val="NormalTok"/>
+        </w:rPr>
+        <w:t xml:space="preserve">ErrorAction SilentlyContinue</w:t>
+      </w:r>
+      <w:r>
+        <w:br/>
+      </w:r>
+      <w:r>
+        <w:rPr>
+          <w:rStyle w:val="FunctionTok"/>
+        </w:rPr>
+        <w:t xml:space="preserve">Copy-Item</w:t>
+      </w:r>
+      <w:r>
+        <w:rPr>
+          <w:rStyle w:val="NormalTok"/>
+        </w:rPr>
+        <w:t xml:space="preserve"> 'C</w:t>
+      </w:r>
+      <w:r>
+        <w:rPr>
+          <w:rStyle w:val="OperatorTok"/>
+        </w:rPr>
+        <w:t xml:space="preserve">:</w:t>
+      </w:r>
+      <w:r>
+        <w:rPr>
+          <w:rStyle w:val="NormalTok"/>
+        </w:rPr>
+        <w:t xml:space="preserve">\QBDowngrade\QB</w:t>
+      </w:r>
+      <w:r>
+        <w:rPr>
+          <w:rStyle w:val="OperatorTok"/>
+        </w:rPr>
+        <w:t xml:space="preserve">-</w:t>
+      </w:r>
+      <w:r>
+        <w:rPr>
+          <w:rStyle w:val="NormalTok"/>
+        </w:rPr>
+        <w:t xml:space="preserve">2021 Template\Tax</w:t>
+      </w:r>
+      <w:r>
+        <w:rPr>
+          <w:rStyle w:val="OperatorTok"/>
+        </w:rPr>
+        <w:t xml:space="preserve">-</w:t>
+      </w:r>
+      <w:r>
+        <w:rPr>
+          <w:rStyle w:val="NormalTok"/>
+        </w:rPr>
+        <w:t xml:space="preserve">Man</w:t>
+      </w:r>
+      <w:r>
+        <w:rPr>
+          <w:rStyle w:val="OperatorTok"/>
+        </w:rPr>
+        <w:t xml:space="preserve">-</w:t>
+      </w:r>
+      <w:r>
+        <w:rPr>
+          <w:rStyle w:val="NormalTok"/>
+        </w:rPr>
+        <w:t xml:space="preserve">Mike</w:t>
+      </w:r>
+      <w:r>
+        <w:rPr>
+          <w:rStyle w:val="OperatorTok"/>
+        </w:rPr>
+        <w:t xml:space="preserve">-</w:t>
+      </w:r>
+      <w:r>
+        <w:rPr>
+          <w:rStyle w:val="NormalTok"/>
+        </w:rPr>
+        <w:t xml:space="preserve">Template</w:t>
+      </w:r>
+      <w:r>
+        <w:rPr>
+          <w:rStyle w:val="OperatorTok"/>
+        </w:rPr>
+        <w:t xml:space="preserve">.</w:t>
+      </w:r>
+      <w:r>
+        <w:rPr>
+          <w:rStyle w:val="FunctionTok"/>
+        </w:rPr>
+        <w:t xml:space="preserve">qbw</w:t>
+      </w:r>
+      <w:r>
+        <w:rPr>
+          <w:rStyle w:val="NormalTok"/>
+        </w:rPr>
+        <w:t xml:space="preserve">' 'C</w:t>
+      </w:r>
+      <w:r>
+        <w:rPr>
+          <w:rStyle w:val="OperatorTok"/>
+        </w:rPr>
+        <w:t xml:space="preserve">:</w:t>
+      </w:r>
+      <w:r>
+        <w:rPr>
+          <w:rStyle w:val="NormalTok"/>
+        </w:rPr>
+        <w:t xml:space="preserve">\QB</w:t>
+      </w:r>
+      <w:r>
+        <w:rPr>
+          <w:rStyle w:val="OperatorTok"/>
+        </w:rPr>
+        <w:t xml:space="preserve">-</w:t>
+      </w:r>
+      <w:r>
+        <w:rPr>
+          <w:rStyle w:val="NormalTok"/>
+        </w:rPr>
+        <w:t xml:space="preserve">TimeWarp\Working\QB</w:t>
+      </w:r>
+      <w:r>
+        <w:rPr>
+          <w:rStyle w:val="OperatorTok"/>
+        </w:rPr>
+        <w:t xml:space="preserve">-</w:t>
+      </w:r>
+      <w:r>
+        <w:rPr>
+          <w:rStyle w:val="NormalTok"/>
+        </w:rPr>
+        <w:t xml:space="preserve">2021 Template\Tax</w:t>
+      </w:r>
+      <w:r>
+        <w:rPr>
+          <w:rStyle w:val="OperatorTok"/>
+        </w:rPr>
+        <w:t xml:space="preserve">-</w:t>
+      </w:r>
+      <w:r>
+        <w:rPr>
+          <w:rStyle w:val="NormalTok"/>
+        </w:rPr>
+        <w:t xml:space="preserve">Man</w:t>
+      </w:r>
+      <w:r>
+        <w:rPr>
+          <w:rStyle w:val="OperatorTok"/>
+        </w:rPr>
+        <w:t xml:space="preserve">-</w:t>
+      </w:r>
+      <w:r>
+        <w:rPr>
+          <w:rStyle w:val="NormalTok"/>
+        </w:rPr>
+        <w:t xml:space="preserve">Mike</w:t>
+      </w:r>
+      <w:r>
+        <w:rPr>
+          <w:rStyle w:val="OperatorTok"/>
+        </w:rPr>
+        <w:t xml:space="preserve">-</w:t>
+      </w:r>
+      <w:r>
+        <w:rPr>
+          <w:rStyle w:val="NormalTok"/>
+        </w:rPr>
+        <w:t xml:space="preserve">Template</w:t>
+      </w:r>
+      <w:r>
+        <w:rPr>
+          <w:rStyle w:val="OperatorTok"/>
+        </w:rPr>
+        <w:t xml:space="preserve">.</w:t>
+      </w:r>
+      <w:r>
+        <w:rPr>
+          <w:rStyle w:val="FunctionTok"/>
+        </w:rPr>
+        <w:t xml:space="preserve">qbw</w:t>
+      </w:r>
+      <w:r>
+        <w:rPr>
+          <w:rStyle w:val="NormalTok"/>
+        </w:rPr>
+        <w:t xml:space="preserve">' </w:t>
+      </w:r>
+      <w:r>
+        <w:rPr>
+          <w:rStyle w:val="OperatorTok"/>
+        </w:rPr>
+        <w:t xml:space="preserve">-</w:t>
+      </w:r>
+      <w:r>
+        <w:rPr>
+          <w:rStyle w:val="NormalTok"/>
+        </w:rPr>
+        <w:t xml:space="preserve">Force</w:t>
+      </w:r>
+      <w:r>
+        <w:br/>
+      </w:r>
+      <w:r>
+        <w:rPr>
+          <w:rStyle w:val="FunctionTok"/>
+        </w:rPr>
+        <w:t xml:space="preserve">Remove-Item</w:t>
+      </w:r>
+      <w:r>
+        <w:rPr>
+          <w:rStyle w:val="NormalTok"/>
+        </w:rPr>
+        <w:t xml:space="preserve"> 'C</w:t>
+      </w:r>
+      <w:r>
+        <w:rPr>
+          <w:rStyle w:val="OperatorTok"/>
+        </w:rPr>
+        <w:t xml:space="preserve">:</w:t>
+      </w:r>
+      <w:r>
+        <w:rPr>
+          <w:rStyle w:val="NormalTok"/>
+        </w:rPr>
+        <w:t xml:space="preserve">\QB</w:t>
+      </w:r>
+      <w:r>
+        <w:rPr>
+          <w:rStyle w:val="OperatorTok"/>
+        </w:rPr>
+        <w:t xml:space="preserve">-</w:t>
+      </w:r>
+      <w:r>
+        <w:rPr>
+          <w:rStyle w:val="NormalTok"/>
+        </w:rPr>
+        <w:t xml:space="preserve">TimeWarp\Working\QB</w:t>
+      </w:r>
+      <w:r>
+        <w:rPr>
+          <w:rStyle w:val="OperatorTok"/>
+        </w:rPr>
+        <w:t xml:space="preserve">-</w:t>
+      </w:r>
+      <w:r>
+        <w:rPr>
+          <w:rStyle w:val="NormalTok"/>
+        </w:rPr>
+        <w:t xml:space="preserve">2021 Template\</w:t>
+      </w:r>
+      <w:r>
+        <w:rPr>
+          <w:rStyle w:val="OperatorTok"/>
+        </w:rPr>
+        <w:t xml:space="preserve">*.</w:t>
+      </w:r>
+      <w:r>
+        <w:rPr>
+          <w:rStyle w:val="FunctionTok"/>
+        </w:rPr>
+        <w:t xml:space="preserve">TLG</w:t>
+      </w:r>
+      <w:r>
+        <w:rPr>
+          <w:rStyle w:val="NormalTok"/>
+        </w:rPr>
+        <w:t xml:space="preserve">'</w:t>
+      </w:r>
+      <w:r>
+        <w:rPr>
+          <w:rStyle w:val="OperatorTok"/>
+        </w:rPr>
+        <w:t xml:space="preserve">,</w:t>
+      </w:r>
+      <w:r>
+        <w:rPr>
+          <w:rStyle w:val="NormalTok"/>
+        </w:rPr>
+        <w:t xml:space="preserve">'C</w:t>
+      </w:r>
+      <w:r>
+        <w:rPr>
+          <w:rStyle w:val="OperatorTok"/>
+        </w:rPr>
+        <w:t xml:space="preserve">:</w:t>
+      </w:r>
+      <w:r>
+        <w:rPr>
+          <w:rStyle w:val="NormalTok"/>
+        </w:rPr>
+        <w:t xml:space="preserve">\QB</w:t>
+      </w:r>
+      <w:r>
+        <w:rPr>
+          <w:rStyle w:val="OperatorTok"/>
+        </w:rPr>
+        <w:t xml:space="preserve">-</w:t>
+      </w:r>
+      <w:r>
+        <w:rPr>
+          <w:rStyle w:val="NormalTok"/>
+        </w:rPr>
+        <w:t xml:space="preserve">TimeWarp\Working\QB</w:t>
+      </w:r>
+      <w:r>
+        <w:rPr>
+          <w:rStyle w:val="OperatorTok"/>
+        </w:rPr>
+        <w:t xml:space="preserve">-</w:t>
+      </w:r>
+      <w:r>
+        <w:rPr>
+          <w:rStyle w:val="NormalTok"/>
+        </w:rPr>
+        <w:t xml:space="preserve">2021 Template\</w:t>
+      </w:r>
+      <w:r>
+        <w:rPr>
+          <w:rStyle w:val="OperatorTok"/>
+        </w:rPr>
+        <w:t xml:space="preserve">*.</w:t>
+      </w:r>
+      <w:r>
+        <w:rPr>
+          <w:rStyle w:val="FunctionTok"/>
+        </w:rPr>
+        <w:t xml:space="preserve">ND</w:t>
+      </w:r>
+      <w:r>
+        <w:rPr>
+          <w:rStyle w:val="NormalTok"/>
+        </w:rPr>
+        <w:t xml:space="preserve">' </w:t>
+      </w:r>
+      <w:r>
+        <w:rPr>
+          <w:rStyle w:val="OperatorTok"/>
+        </w:rPr>
+        <w:t xml:space="preserve">-</w:t>
+      </w:r>
+      <w:r>
+        <w:rPr>
+          <w:rStyle w:val="NormalTok"/>
+        </w:rPr>
+        <w:t xml:space="preserve">Force </w:t>
+      </w:r>
+      <w:r>
+        <w:rPr>
+          <w:rStyle w:val="OperatorTok"/>
+        </w:rPr>
+        <w:t xml:space="preserve">-</w:t>
+      </w:r>
+      <w:r>
+        <w:rPr>
+          <w:rStyle w:val="NormalTok"/>
+        </w:rPr>
+        <w:t xml:space="preserve">ErrorAction SilentlyContinue</w:t>
+      </w:r>
+      <w:r>
+        <w:br/>
+      </w:r>
+      <w:r>
+        <w:rPr>
+          <w:rStyle w:val="FunctionTok"/>
+        </w:rPr>
+        <w:t xml:space="preserve">Remove-Item</w:t>
+      </w:r>
+      <w:r>
+        <w:rPr>
+          <w:rStyle w:val="NormalTok"/>
+        </w:rPr>
+        <w:t xml:space="preserve"> 'C</w:t>
+      </w:r>
+      <w:r>
+        <w:rPr>
+          <w:rStyle w:val="OperatorTok"/>
+        </w:rPr>
+        <w:t xml:space="preserve">:</w:t>
+      </w:r>
+      <w:r>
+        <w:rPr>
+          <w:rStyle w:val="NormalTok"/>
+        </w:rPr>
+        <w:t xml:space="preserve">\QB</w:t>
+      </w:r>
+      <w:r>
+        <w:rPr>
+          <w:rStyle w:val="OperatorTok"/>
+        </w:rPr>
+        <w:t xml:space="preserve">-</w:t>
+      </w:r>
+      <w:r>
+        <w:rPr>
+          <w:rStyle w:val="NormalTok"/>
+        </w:rPr>
+        <w:t xml:space="preserve">TimeWarp\Final Output\</w:t>
+      </w:r>
+      <w:r>
+        <w:rPr>
+          <w:rStyle w:val="OperatorTok"/>
+        </w:rPr>
+        <w:t xml:space="preserve">*</w:t>
+      </w:r>
+      <w:r>
+        <w:rPr>
+          <w:rStyle w:val="NormalTok"/>
+        </w:rPr>
+        <w:t xml:space="preserve">' </w:t>
+      </w:r>
+      <w:r>
+        <w:rPr>
+          <w:rStyle w:val="OperatorTok"/>
+        </w:rPr>
+        <w:t xml:space="preserve">-</w:t>
+      </w:r>
+      <w:r>
+        <w:rPr>
+          <w:rStyle w:val="NormalTok"/>
+        </w:rPr>
+        <w:t xml:space="preserve">Recurse </w:t>
+      </w:r>
+      <w:r>
+        <w:rPr>
+          <w:rStyle w:val="OperatorTok"/>
+        </w:rPr>
+        <w:t xml:space="preserve">-</w:t>
+      </w:r>
+      <w:r>
+        <w:rPr>
+          <w:rStyle w:val="NormalTok"/>
+        </w:rPr>
+        <w:t xml:space="preserve">Force </w:t>
+      </w:r>
+      <w:r>
+        <w:rPr>
+          <w:rStyle w:val="OperatorTok"/>
+        </w:rPr>
+        <w:t xml:space="preserve">-</w:t>
+      </w:r>
+      <w:r>
+        <w:rPr>
+          <w:rStyle w:val="NormalTok"/>
+        </w:rPr>
+        <w:t xml:space="preserve">ErrorAction SilentlyContinue</w:t>
+      </w:r>
+      <w:r>
+        <w:br/>
+      </w:r>
+      <w:r>
+        <w:rPr>
+          <w:rStyle w:val="FunctionTok"/>
+        </w:rPr>
+        <w:t xml:space="preserve">Start-Service</w:t>
+      </w:r>
+      <w:r>
+        <w:rPr>
+          <w:rStyle w:val="NormalTok"/>
+        </w:rPr>
+        <w:t xml:space="preserve"> QuickBooksDB33</w:t>
+      </w:r>
+    </w:p>
+    <w:bookmarkEnd w:id="25"/>
+    <w:bookmarkStart w:id="26" w:name="run-command"/>
+    <w:p>
+      <w:pPr>
+        <w:pStyle w:val="Heading3"/>
+      </w:pPr>
+      <w:r>
+        <w:t xml:space="preserve">Run Command</w:t>
+      </w:r>
+    </w:p>
+    <w:p>
+      <w:pPr>
+        <w:pStyle w:val="SourceCode"/>
+      </w:pPr>
+      <w:r>
+        <w:rPr>
+          <w:rStyle w:val="FunctionTok"/>
+        </w:rPr>
+        <w:t xml:space="preserve">cd</w:t>
+      </w:r>
+      <w:r>
+        <w:rPr>
+          <w:rStyle w:val="NormalTok"/>
+        </w:rPr>
+        <w:t xml:space="preserve"> C</w:t>
+      </w:r>
+      <w:r>
+        <w:rPr>
+          <w:rStyle w:val="OperatorTok"/>
+        </w:rPr>
+        <w:t xml:space="preserve">:</w:t>
+      </w:r>
+      <w:r>
+        <w:rPr>
+          <w:rStyle w:val="NormalTok"/>
+        </w:rPr>
+        <w:t xml:space="preserve">\QB</w:t>
+      </w:r>
+      <w:r>
+        <w:rPr>
+          <w:rStyle w:val="OperatorTok"/>
+        </w:rPr>
+        <w:t xml:space="preserve">-</w:t>
+      </w:r>
+      <w:r>
+        <w:rPr>
+          <w:rStyle w:val="NormalTok"/>
+        </w:rPr>
+        <w:t xml:space="preserve">TimeWarp\AppFiles</w:t>
+      </w:r>
+      <w:r>
+        <w:rPr>
+          <w:rStyle w:val="OperatorTok"/>
+        </w:rPr>
+        <w:t xml:space="preserve">;</w:t>
+      </w:r>
+      <w:r>
+        <w:rPr>
+          <w:rStyle w:val="NormalTok"/>
+        </w:rPr>
+        <w:t xml:space="preserve"> python run13</w:t>
+      </w:r>
+      <w:r>
+        <w:rPr>
+          <w:rStyle w:val="OperatorTok"/>
+        </w:rPr>
+        <w:t xml:space="preserve">.</w:t>
+      </w:r>
+      <w:r>
+        <w:rPr>
+          <w:rStyle w:val="FunctionTok"/>
+        </w:rPr>
+        <w:t xml:space="preserve">py</w:t>
+      </w:r>
+      <w:r>
+        <w:rPr>
+          <w:rStyle w:val="NormalTok"/>
+        </w:rPr>
+        <w:t xml:space="preserve"> 2</w:t>
+      </w:r>
+      <w:r>
+        <w:rPr>
+          <w:rStyle w:val="OperatorTok"/>
+        </w:rPr>
+        <w:t xml:space="preserve">&gt;&amp;</w:t>
+      </w:r>
+      <w:r>
+        <w:rPr>
+          <w:rStyle w:val="NormalTok"/>
+        </w:rPr>
+        <w:t xml:space="preserve">1 </w:t>
+      </w:r>
+      <w:r>
+        <w:rPr>
+          <w:rStyle w:val="OperatorTok"/>
+        </w:rPr>
+        <w:t xml:space="preserve">|</w:t>
+      </w:r>
+      <w:r>
+        <w:rPr>
+          <w:rStyle w:val="NormalTok"/>
+        </w:rPr>
+        <w:t xml:space="preserve"> </w:t>
+      </w:r>
+      <w:r>
+        <w:rPr>
+          <w:rStyle w:val="FunctionTok"/>
+        </w:rPr>
+        <w:t xml:space="preserve">Tee-Object</w:t>
+      </w:r>
+      <w:r>
+        <w:rPr>
+          <w:rStyle w:val="NormalTok"/>
+        </w:rPr>
+        <w:t xml:space="preserve"> </w:t>
+      </w:r>
+      <w:r>
+        <w:rPr>
+          <w:rStyle w:val="OperatorTok"/>
+        </w:rPr>
+        <w:t xml:space="preserve">-</w:t>
+      </w:r>
+      <w:r>
+        <w:rPr>
+          <w:rStyle w:val="NormalTok"/>
+        </w:rPr>
+        <w:t xml:space="preserve">FilePath C</w:t>
+      </w:r>
+      <w:r>
+        <w:rPr>
+          <w:rStyle w:val="OperatorTok"/>
+        </w:rPr>
+        <w:t xml:space="preserve">:</w:t>
+      </w:r>
+      <w:r>
+        <w:rPr>
+          <w:rStyle w:val="NormalTok"/>
+        </w:rPr>
+        <w:t xml:space="preserve">\QB</w:t>
+      </w:r>
+      <w:r>
+        <w:rPr>
+          <w:rStyle w:val="OperatorTok"/>
+        </w:rPr>
+        <w:t xml:space="preserve">-</w:t>
+      </w:r>
+      <w:r>
+        <w:rPr>
+          <w:rStyle w:val="NormalTok"/>
+        </w:rPr>
+        <w:t xml:space="preserve">TimeWarp\run16</w:t>
+      </w:r>
+      <w:r>
+        <w:rPr>
+          <w:rStyle w:val="OperatorTok"/>
+        </w:rPr>
+        <w:t xml:space="preserve">.</w:t>
+      </w:r>
+      <w:r>
+        <w:rPr>
+          <w:rStyle w:val="FunctionTok"/>
+        </w:rPr>
+        <w:t xml:space="preserve">log</w:t>
+      </w:r>
+    </w:p>
+    <w:bookmarkEnd w:id="26"/>
+    <w:bookmarkStart w:id="29" w:name="git-workflow"/>
+    <w:p>
+      <w:pPr>
+        <w:pStyle w:val="Heading3"/>
+      </w:pPr>
+      <w:r>
         <w:t xml:space="preserve">Git Workflow</w:t>
       </w:r>
     </w:p>
-    <w:bookmarkStart w:id="25" w:name="linux-side-agent"/>
+    <w:bookmarkStart w:id="27" w:name="linux-side-agent"/>
     <w:p>
       <w:pPr>
         <w:pStyle w:val="Heading4"/>
@@ -477,7 +1504,7 @@
         <w:rPr>
           <w:rStyle w:val="NormalTok"/>
         </w:rPr>
-        <w:t xml:space="preserve"> /home/ubuntu/github_repos/qb-downgrade-tool</w:t>
+        <w:t xml:space="preserve"> /home/ubuntu/qb-downgrade-tool</w:t>
       </w:r>
       <w:r>
         <w:br/>
@@ -501,13 +1528,13 @@
         <w:rPr>
           <w:rStyle w:val="NormalTok"/>
         </w:rPr>
-        <w:t xml:space="preserve"> add qb_automation.py  </w:t>
-      </w:r>
-      <w:r>
-        <w:rPr>
-          <w:rStyle w:val="CommentTok"/>
-        </w:rPr>
-        <w:t xml:space="preserve"># or specific files</w:t>
+        <w:t xml:space="preserve"> add </w:t>
+      </w:r>
+      <w:r>
+        <w:rPr>
+          <w:rStyle w:val="AttributeTok"/>
+        </w:rPr>
+        <w:t xml:space="preserve">-A</w:t>
       </w:r>
       <w:r>
         <w:br/>
@@ -555,17 +1582,17 @@
         <w:rPr>
           <w:rStyle w:val="NormalTok"/>
         </w:rPr>
-        <w:t xml:space="preserve"> push origin fix/export-loop-debug</w:t>
-      </w:r>
-    </w:p>
-    <w:bookmarkEnd w:id="25"/>
-    <w:bookmarkStart w:id="26" w:name="windows-side-user"/>
+        <w:t xml:space="preserve"> push origin tax-man-mike</w:t>
+      </w:r>
+    </w:p>
+    <w:bookmarkEnd w:id="27"/>
+    <w:bookmarkStart w:id="28" w:name="windows-side"/>
     <w:p>
       <w:pPr>
         <w:pStyle w:val="Heading4"/>
       </w:pPr>
       <w:r>
-        <w:t xml:space="preserve">Windows Side (User):</w:t>
+        <w:t xml:space="preserve">Windows Side:</w:t>
       </w:r>
     </w:p>
     <w:p>
@@ -594,7 +1621,19 @@
         <w:rPr>
           <w:rStyle w:val="NormalTok"/>
         </w:rPr>
-        <w:t xml:space="preserve">\QBDowngradeApp</w:t>
+        <w:t xml:space="preserve">\QB</w:t>
+      </w:r>
+      <w:r>
+        <w:rPr>
+          <w:rStyle w:val="OperatorTok"/>
+        </w:rPr>
+        <w:t xml:space="preserve">-</w:t>
+      </w:r>
+      <w:r>
+        <w:rPr>
+          <w:rStyle w:val="NormalTok"/>
+        </w:rPr>
+        <w:t xml:space="preserve">TimeWarp\AppFiles</w:t>
       </w:r>
       <w:r>
         <w:br/>
@@ -603,49 +1642,37 @@
         <w:rPr>
           <w:rStyle w:val="NormalTok"/>
         </w:rPr>
-        <w:t xml:space="preserve">git pull origin fix</w:t>
-      </w:r>
-      <w:r>
-        <w:rPr>
-          <w:rStyle w:val="OperatorTok"/>
-        </w:rPr>
-        <w:t xml:space="preserve">/</w:t>
-      </w:r>
-      <w:r>
-        <w:rPr>
-          <w:rStyle w:val="NormalTok"/>
-        </w:rPr>
-        <w:t xml:space="preserve">export</w:t>
-      </w:r>
-      <w:r>
-        <w:rPr>
-          <w:rStyle w:val="OperatorTok"/>
-        </w:rPr>
-        <w:t xml:space="preserve">-</w:t>
-      </w:r>
-      <w:r>
-        <w:rPr>
-          <w:rStyle w:val="NormalTok"/>
-        </w:rPr>
-        <w:t xml:space="preserve">loop</w:t>
-      </w:r>
-      <w:r>
-        <w:rPr>
-          <w:rStyle w:val="OperatorTok"/>
-        </w:rPr>
-        <w:t xml:space="preserve">-</w:t>
-      </w:r>
-      <w:r>
-        <w:rPr>
-          <w:rStyle w:val="NormalTok"/>
-        </w:rPr>
-        <w:t xml:space="preserve">debug</w:t>
-      </w:r>
-    </w:p>
-    <w:bookmarkEnd w:id="26"/>
-    <w:bookmarkEnd w:id="27"/>
+        <w:t xml:space="preserve">git pull origin tax</w:t>
+      </w:r>
+      <w:r>
+        <w:rPr>
+          <w:rStyle w:val="OperatorTok"/>
+        </w:rPr>
+        <w:t xml:space="preserve">-</w:t>
+      </w:r>
+      <w:r>
+        <w:rPr>
+          <w:rStyle w:val="NormalTok"/>
+        </w:rPr>
+        <w:t xml:space="preserve">man</w:t>
+      </w:r>
+      <w:r>
+        <w:rPr>
+          <w:rStyle w:val="OperatorTok"/>
+        </w:rPr>
+        <w:t xml:space="preserve">-</w:t>
+      </w:r>
+      <w:r>
+        <w:rPr>
+          <w:rStyle w:val="NormalTok"/>
+        </w:rPr>
+        <w:t xml:space="preserve">mike</w:t>
+      </w:r>
+    </w:p>
     <w:bookmarkEnd w:id="28"/>
-    <w:bookmarkStart w:id="29" w:name="github-credentials"/>
+    <w:bookmarkEnd w:id="29"/>
+    <w:bookmarkEnd w:id="30"/>
+    <w:bookmarkStart w:id="31" w:name="github-credentials"/>
     <w:p>
       <w:pPr>
         <w:pStyle w:val="Heading2"/>
@@ -695,11 +1722,11 @@
         <w:t xml:space="preserve"> </w:t>
       </w:r>
       <w:r>
-        <w:t xml:space="preserve">(stored in agent environment - do not commit tokens to repo)</w:t>
-      </w:r>
-    </w:p>
-    <w:bookmarkEnd w:id="29"/>
-    <w:bookmarkStart w:id="30" w:name="test-environment"/>
+        <w:t xml:space="preserve">(stored in agent environment — do not commit tokens to repo)</w:t>
+      </w:r>
+    </w:p>
+    <w:bookmarkEnd w:id="31"/>
+    <w:bookmarkStart w:id="32" w:name="test-environment"/>
     <w:p>
       <w:pPr>
         <w:pStyle w:val="Heading2"/>
@@ -721,13 +1748,13 @@
           <w:bCs/>
           <w:b/>
         </w:rPr>
-        <w:t xml:space="preserve">Test File:</w:t>
+        <w:t xml:space="preserve">Source File:</w:t>
       </w:r>
       <w:r>
         <w:t xml:space="preserve"> </w:t>
       </w:r>
       <w:r>
-        <w:t xml:space="preserve">Air-Masters-QB-2023.qbw (on Desktop)</w:t>
+        <w:t xml:space="preserve">joshs gold coast ii 23.qbw (Desktop)</w:t>
       </w:r>
     </w:p>
     <w:p>
@@ -765,13 +1792,13 @@
           <w:bCs/>
           <w:b/>
         </w:rPr>
-        <w:t xml:space="preserve">Output:</w:t>
+        <w:t xml:space="preserve">Template:</w:t>
       </w:r>
       <w:r>
         <w:t xml:space="preserve"> </w:t>
       </w:r>
       <w:r>
-        <w:t xml:space="preserve">C:</w:t>
+        <w:t xml:space="preserve">Tax-Man-Mike-Template.qbw (password: 3825You171)</w:t>
       </w:r>
     </w:p>
     <w:p>
@@ -787,7 +1814,7 @@
           <w:bCs/>
           <w:b/>
         </w:rPr>
-        <w:t xml:space="preserve">Source:</w:t>
+        <w:t xml:space="preserve">Output:</w:t>
       </w:r>
       <w:r>
         <w:t xml:space="preserve"> </w:t>
@@ -795,15 +1822,80 @@
       <w:r>
         <w:t xml:space="preserve">C:</w:t>
       </w:r>
-    </w:p>
-    <w:bookmarkEnd w:id="30"/>
-    <w:bookmarkStart w:id="31" w:name="important-notes"/>
+      <w:r>
+        <w:t xml:space="preserve">-TimeWarp</w:t>
+      </w:r>
+      <w:r>
+        <w:t xml:space="preserve">Output</w:t>
+      </w:r>
+      <w:r>
+        <w:br/>
+      </w:r>
+    </w:p>
+    <w:p>
+      <w:pPr>
+        <w:numPr>
+          <w:ilvl w:val="0"/>
+          <w:numId w:val="1005"/>
+        </w:numPr>
+        <w:pStyle w:val="Compact"/>
+      </w:pPr>
+      <w:r>
+        <w:rPr>
+          <w:bCs/>
+          <w:b/>
+        </w:rPr>
+        <w:t xml:space="preserve">Working:</w:t>
+      </w:r>
+      <w:r>
+        <w:t xml:space="preserve"> </w:t>
+      </w:r>
+      <w:r>
+        <w:t xml:space="preserve">C:</w:t>
+      </w:r>
+      <w:r>
+        <w:t xml:space="preserve">-TimeWarp</w:t>
+      </w:r>
+      <w:r>
+        <w:br/>
+      </w:r>
+    </w:p>
+    <w:p>
+      <w:pPr>
+        <w:numPr>
+          <w:ilvl w:val="0"/>
+          <w:numId w:val="1005"/>
+        </w:numPr>
+        <w:pStyle w:val="Compact"/>
+      </w:pPr>
+      <w:r>
+        <w:rPr>
+          <w:bCs/>
+          <w:b/>
+        </w:rPr>
+        <w:t xml:space="preserve">Settings:</w:t>
+      </w:r>
+      <w:r>
+        <w:t xml:space="preserve"> </w:t>
+      </w:r>
+      <w:r>
+        <w:t xml:space="preserve">C:</w:t>
+      </w:r>
+      <w:r>
+        <w:t xml:space="preserve">-TimeWarp</w:t>
+      </w:r>
+      <w:r>
+        <w:t xml:space="preserve">.json</w:t>
+      </w:r>
+    </w:p>
+    <w:bookmarkEnd w:id="32"/>
+    <w:bookmarkStart w:id="33" w:name="run-results"/>
     <w:p>
       <w:pPr>
         <w:pStyle w:val="Heading2"/>
       </w:pPr>
       <w:r>
-        <w:t xml:space="preserve">Important Notes</w:t>
+        <w:t xml:space="preserve">Run Results</w:t>
       </w:r>
     </w:p>
     <w:p>
@@ -815,25 +1907,7 @@
         <w:pStyle w:val="Compact"/>
       </w:pPr>
       <w:r>
-        <w:t xml:space="preserve">Always commit changes with clear</w:t>
-      </w:r>
-      <w:r>
-        <w:t xml:space="preserve"> </w:t>
-      </w:r>
-      <w:r>
-        <w:t xml:space="preserve">“</w:t>
-      </w:r>
-      <w:r>
-        <w:t xml:space="preserve">Fix:</w:t>
-      </w:r>
-      <w:r>
-        <w:t xml:space="preserve">”</w:t>
-      </w:r>
-      <w:r>
-        <w:t xml:space="preserve"> </w:t>
-      </w:r>
-      <w:r>
-        <w:t xml:space="preserve">messages explaining WHY</w:t>
+        <w:t xml:space="preserve">Run #15 (bc295ac): 1967 txns, 31 OB adj, TB=825,607.88 (target=843,234.84)</w:t>
       </w:r>
     </w:p>
     <w:p>
@@ -845,47 +1919,111 @@
         <w:pStyle w:val="Compact"/>
       </w:pPr>
       <w:r>
-        <w:t xml:space="preserve">Always add inline comments in code explaining bug fixes</w:t>
+        <w:t xml:space="preserve">Run #14e (d8b7650): 1967 txns, 69 OB adj, TB=1,636,733.24 (double-counted)</w:t>
+      </w:r>
+    </w:p>
+    <w:bookmarkEnd w:id="33"/>
+    <w:bookmarkStart w:id="34" w:name="important-notes"/>
+    <w:p>
+      <w:pPr>
+        <w:pStyle w:val="Heading2"/>
+      </w:pPr>
+      <w:r>
+        <w:t xml:space="preserve">Important Notes</w:t>
       </w:r>
     </w:p>
     <w:p>
       <w:pPr>
         <w:numPr>
           <w:ilvl w:val="0"/>
-          <w:numId w:val="1006"/>
+          <w:numId w:val="1007"/>
         </w:numPr>
         <w:pStyle w:val="Compact"/>
       </w:pPr>
       <w:r>
-        <w:t xml:space="preserve">Git workflow is FAST and RELIABLE - use it over file transfers</w:t>
+        <w:t xml:space="preserve">Always commit changes with clear</w:t>
+      </w:r>
+      <w:r>
+        <w:t xml:space="preserve"> </w:t>
+      </w:r>
+      <w:r>
+        <w:t xml:space="preserve">“</w:t>
+      </w:r>
+      <w:r>
+        <w:t xml:space="preserve">Fix:</w:t>
+      </w:r>
+      <w:r>
+        <w:t xml:space="preserve">”</w:t>
+      </w:r>
+      <w:r>
+        <w:t xml:space="preserve"> </w:t>
+      </w:r>
+      <w:r>
+        <w:t xml:space="preserve">messages explaining WHY</w:t>
       </w:r>
     </w:p>
     <w:p>
       <w:pPr>
         <w:numPr>
           <w:ilvl w:val="0"/>
-          <w:numId w:val="1006"/>
+          <w:numId w:val="1007"/>
         </w:numPr>
         <w:pStyle w:val="Compact"/>
       </w:pPr>
       <w:r>
-        <w:t xml:space="preserve">User runs git pull commands on Windows - agent doesn’t need RDP for code updates</w:t>
+        <w:t xml:space="preserve">Always add inline comments in code explaining bug fixes</w:t>
       </w:r>
     </w:p>
     <w:p>
       <w:pPr>
         <w:numPr>
           <w:ilvl w:val="0"/>
-          <w:numId w:val="1006"/>
+          <w:numId w:val="1007"/>
         </w:numPr>
         <w:pStyle w:val="Compact"/>
       </w:pPr>
       <w:r>
-        <w:t xml:space="preserve">RDP connection only needed for debugging/observing logs</w:t>
-      </w:r>
-    </w:p>
-    <w:bookmarkEnd w:id="31"/>
-    <w:bookmarkEnd w:id="32"/>
+        <w:t xml:space="preserve">Git workflow is FAST and RELIABLE — use it over file transfers</w:t>
+      </w:r>
+    </w:p>
+    <w:p>
+      <w:pPr>
+        <w:numPr>
+          <w:ilvl w:val="0"/>
+          <w:numId w:val="1007"/>
+        </w:numPr>
+        <w:pStyle w:val="Compact"/>
+      </w:pPr>
+      <w:r>
+        <w:t xml:space="preserve">Watchdog MUST be PAUSED during post-import _close_qb (resume re-hides window → data loss)</w:t>
+      </w:r>
+    </w:p>
+    <w:p>
+      <w:pPr>
+        <w:numPr>
+          <w:ilvl w:val="0"/>
+          <w:numId w:val="1007"/>
+        </w:numPr>
+        <w:pStyle w:val="Compact"/>
+      </w:pPr>
+      <w:r>
+        <w:t xml:space="preserve">Notepad = Joseph’s intercom — STOP and READ when it appears</w:t>
+      </w:r>
+    </w:p>
+    <w:p>
+      <w:pPr>
+        <w:numPr>
+          <w:ilvl w:val="0"/>
+          <w:numId w:val="1007"/>
+        </w:numPr>
+        <w:pStyle w:val="Compact"/>
+      </w:pPr>
+      <w:r>
+        <w:t xml:space="preserve">Company name update is MANUAL — Joseph does it himself</w:t>
+      </w:r>
+    </w:p>
+    <w:bookmarkEnd w:id="34"/>
+    <w:bookmarkEnd w:id="35"/>
     <w:sectPr/>
   </w:body>
 </w:document>
@@ -1087,6 +2225,9 @@
     <w:abstractNumId w:val="991"/>
   </w:num>
   <w:num w:numId="1006">
+    <w:abstractNumId w:val="991"/>
+  </w:num>
+  <w:num w:numId="1007">
     <w:abstractNumId w:val="991"/>
   </w:num>
 </w:numbering>
